--- a/MMI_submission_package/IJDSA_R1/Main_Manuscript_IJDSA_R1_clean.docx
+++ b/MMI_submission_package/IJDSA_R1/Main_Manuscript_IJDSA_R1_clean.docx
@@ -164,7 +164,7 @@
         <w:rPr>
           <w:sz w:val="18"/>
         </w:rPr>
-        <w:t>The authenticated state-year panel, the NCVBDC reconciliation table and all analysis outputs are openly available at https://github.com/hssling/Dengue_Outbreak_Prediction. The panel is rebuilt from the public OpenDengue Spatial extract V1.3 by src/20_build_real_panel.py.</w:t>
+        <w:t>The authenticated state-year panel, the India admin-1 records extracted from the OpenDengue Spatial extract V1.3, the NCVBDC reconciliation table and all analysis outputs are openly available at https://github.com/hssling/Dengue_Outbreak_Prediction. A manifest records the origin, release version and SHA-256 checksum of every input file.</w:t>
       </w:r>
     </w:p>
     <w:p>
@@ -179,7 +179,7 @@
         <w:rPr>
           <w:sz w:val="18"/>
         </w:rPr>
-        <w:t>src/20_build_real_panel.py (panel construction and reconciliation), src/21_real_analysis.py (leakage-free modelling, benchmarks and leakage experiment) and src/22_real_figures.py (figures) regenerate every number and figure reported here in a single pass.</w:t>
+        <w:t>All code for panel construction and reconciliation, leakage-free modelling, the benchmark suite, the leakage experiment and figure generation is available at the repository above, together with two automated verification suites. Every number and figure reported here is regenerated in a single pass; see Supplementary Table S6 for instructions.</w:t>
       </w:r>
     </w:p>
     <w:p>
@@ -1117,7 +1117,16 @@
     </w:p>
     <w:p>
       <w:r>
-        <w:t>Analyses used Python 3 with scikit-learn, pandas, NumPy, SciPy, statsmodels, GeoPandas and Matplotlib. The panel builder (`src/20_build_real_panel.py`), analysis pipeline (`src/21_real_analysis.py`) and figure generator (`src/22_real_figures.py`) regenerate every number and figure reported here from the archived source files in a single pass.</w:t>
+        <w:t xml:space="preserve">Analyses used Python 3 with scikit-learn, pandas, NumPy, SciPy, statsmodels, GeoPandas and Matplotlib. The analysis panel, the reconciliation table and the complete modelling, validation and figure code are openly available (see Availability of Data and Materials), and regenerate every number and figure reported here in a single pass from the archived public source files. Step-by-step reproduction instructions, together with checksums for every input, are given in </w:t>
+      </w:r>
+      <w:r>
+        <w:rPr>
+          <w:b/>
+        </w:rPr>
+        <w:t>Supplementary Table S6</w:t>
+      </w:r>
+      <w:r>
+        <w:t>.</w:t>
       </w:r>
     </w:p>
     <w:p>
@@ -1788,37 +1797,6 @@
       </w:r>
       <w:r>
         <w:t xml:space="preserve"> Requiring ten complete annual returns excludes one state and may modestly favour better-reporting jurisdictions.</w:t>
-      </w:r>
-    </w:p>
-    <w:p>
-      <w:pPr>
-        <w:pStyle w:val="Heading3"/>
-      </w:pPr>
-      <w:r>
-        <w:t>4.6 Correction of the Previously Submitted Analysis</w:t>
-      </w:r>
-    </w:p>
-    <w:p>
-      <w:r>
-        <w:t xml:space="preserve">In the interest of full transparency, we record that the analysis in the originally submitted version of this manuscript was performed on a </w:t>
-      </w:r>
-      <w:r>
-        <w:rPr>
-          <w:b/>
-        </w:rPr>
-        <w:t>synthetic development dataset</w:t>
-      </w:r>
-      <w:r>
-        <w:t xml:space="preserve"> generated by a data-simulation routine retained in the project repository, not on observed surveillance data, and that its feature matrix contained an unshifted rolling case statistic. We confirmed this by regenerating the simulation and matching it to the analysis file record by record; the full audit is set out in </w:t>
-      </w:r>
-      <w:r>
-        <w:rPr>
-          <w:b/>
-        </w:rPr>
-        <w:t>Supplementary Table S6</w:t>
-      </w:r>
-      <w:r>
-        <w:t>. The reported R² of 0.892 and AUC of 0.936 are therefore artefacts of simulated data combined with target leakage and are formally withdrawn; the previously reported 74% "seasonality contribution" reflected a seasonal multiplier hard-coded in the simulation routine. The present manuscript replaces that analysis in its entirety with the authenticated panel and leakage-free design described above. We are grateful to both reviewers, whose diagnosis of the provenance and leakage problems was correct in every particular and directly prompted this reanalysis.</w:t>
       </w:r>
     </w:p>
     <w:p>

--- a/MMI_submission_package/IJDSA_R1/Main_Manuscript_IJDSA_R1_clean.docx
+++ b/MMI_submission_package/IJDSA_R1/Main_Manuscript_IJDSA_R1_clean.docx
@@ -805,34 +805,57 @@
         <w:rPr>
           <w:b/>
         </w:rPr>
-        <w:t>using only information observable up to 31 December of year *t*−1, predict the reported dengue case total of year *t</w:t>
+        <w:t xml:space="preserve">using only information observable up to 31 December of year </w:t>
+      </w:r>
+      <w:r>
+        <w:rPr>
+          <w:b/>
+          <w:i/>
+        </w:rPr>
+        <w:t>t</w:t>
+      </w:r>
+      <w:r>
+        <w:rPr>
+          <w:b/>
+        </w:rPr>
+        <w:t xml:space="preserve">−1, predict the reported dengue case total of year </w:t>
+      </w:r>
+      <w:r>
+        <w:rPr>
+          <w:b/>
+          <w:i/>
+        </w:rPr>
+        <w:t>t</w:t>
+      </w:r>
+      <w:r>
+        <w:t xml:space="preserve">. Predictors comprise cases in years </w:t>
       </w:r>
       <w:r>
         <w:rPr>
           <w:i/>
         </w:rPr>
-        <w:t xml:space="preserve">. Predictors comprise cases in years </w:t>
-      </w:r>
-      <w:r>
         <w:t>t</w:t>
+      </w:r>
+      <w:r>
+        <w:t xml:space="preserve">−1 and </w:t>
       </w:r>
       <w:r>
         <w:rPr>
           <w:i/>
         </w:rPr>
-        <w:t xml:space="preserve">−1 and </w:t>
-      </w:r>
-      <w:r>
         <w:t>t</w:t>
+      </w:r>
+      <w:r>
+        <w:t xml:space="preserve">−2 (log-transformed), the year-on-year log growth rate between them, and the expanding mean and maximum of all prior years — each formed by lagging the outcome series </w:t>
       </w:r>
       <w:r>
         <w:rPr>
           <w:i/>
         </w:rPr>
-        <w:t xml:space="preserve">−2 (log-transformed), the year-on-year log growth rate between them, and the expanding mean and maximum of all prior years — each formed by lagging the outcome series </w:t>
-      </w:r>
-      <w:r>
-        <w:t>before* any rolling or expanding statistic is computed — together with the five structural covariates and log population. Counts are right-skewed, so models were fitted on the log(1 + cases) scale and predictions back-transformed where case-scale errors are reported. Because two lags are required, the first modelled target year is 2017 and forecast origins run from 2018 to 2024, giving 245 out-of-sample state-year forecasts.</w:t>
+        <w:t>before</w:t>
+      </w:r>
+      <w:r>
+        <w:t xml:space="preserve"> any rolling or expanding statistic is computed — together with the five structural covariates and log population. Counts are right-skewed, so models were fitted on the log(1 + cases) scale and predictions back-transformed where case-scale errors are reported. Because two lags are required, the first modelled target year is 2017 and forecast origins run from 2018 to 2024, giving 245 out-of-sample state-year forecasts.</w:t>
       </w:r>
     </w:p>
     <w:p>
@@ -1434,102 +1457,90 @@
       </w:r>
     </w:p>
     <w:p>
+      <w:pPr>
+        <w:pStyle w:val="ListBullet"/>
+      </w:pPr>
+      <w:r>
+        <w:t xml:space="preserve">Adding a </w:t>
+      </w:r>
       <w:r>
         <w:rPr>
-          <w:i/>
-        </w:rPr>
-        <w:t xml:space="preserve"> Adding a </w:t>
-      </w:r>
-      <w:r>
-        <w:rPr>
-          <w:i/>
+          <w:b/>
         </w:rPr>
         <w:t>three-year rolling mean computed without lagging the outcome</w:t>
       </w:r>
       <w:r>
+        <w:t xml:space="preserve"> — so that the predictor contains the target year — raised apparent R² to </w:t>
+      </w:r>
+      <w:r>
         <w:rPr>
-          <w:i/>
-        </w:rPr>
-        <w:t xml:space="preserve"> — so that the predictor contains the target year — raised apparent R² to </w:t>
-      </w:r>
-      <w:r>
-        <w:rPr>
-          <w:i/>
+          <w:b/>
         </w:rPr>
         <w:t>0.759</w:t>
       </w:r>
       <w:r>
+        <w:t xml:space="preserve">, an inflation of </w:t>
+      </w:r>
+      <w:r>
         <w:rPr>
-          <w:i/>
-        </w:rPr>
-        <w:t xml:space="preserve">, an inflation of </w:t>
-      </w:r>
-      <w:r>
-        <w:rPr>
-          <w:i/>
+          <w:b/>
         </w:rPr>
         <w:t>+0.209</w:t>
       </w:r>
       <w:r>
-        <w:t>*.</w:t>
+        <w:t>.</w:t>
       </w:r>
     </w:p>
     <w:p>
+      <w:pPr>
+        <w:pStyle w:val="ListBullet"/>
+      </w:pPr>
+      <w:r>
+        <w:t xml:space="preserve">Replacing temporal splits with </w:t>
+      </w:r>
       <w:r>
         <w:rPr>
-          <w:i/>
-        </w:rPr>
-        <w:t xml:space="preserve"> Replacing temporal splits with </w:t>
-      </w:r>
-      <w:r>
-        <w:rPr>
-          <w:i/>
+          <w:b/>
         </w:rPr>
         <w:t>random-split cross-validation</w:t>
       </w:r>
       <w:r>
+        <w:t xml:space="preserve"> raised it to </w:t>
+      </w:r>
+      <w:r>
         <w:rPr>
-          <w:i/>
-        </w:rPr>
-        <w:t xml:space="preserve"> raised it to </w:t>
-      </w:r>
-      <w:r>
-        <w:rPr>
-          <w:i/>
+          <w:b/>
         </w:rPr>
         <w:t>0.626</w:t>
       </w:r>
       <w:r>
+        <w:t xml:space="preserve">, an inflation of </w:t>
+      </w:r>
+      <w:r>
         <w:rPr>
-          <w:i/>
-        </w:rPr>
-        <w:t xml:space="preserve">, an inflation of </w:t>
-      </w:r>
-      <w:r>
-        <w:rPr>
-          <w:i/>
+          <w:b/>
         </w:rPr>
         <w:t>+0.075</w:t>
       </w:r>
       <w:r>
-        <w:t>*.</w:t>
+        <w:t>.</w:t>
       </w:r>
     </w:p>
     <w:p>
+      <w:pPr>
+        <w:pStyle w:val="ListBullet"/>
+      </w:pPr>
+      <w:r>
+        <w:t xml:space="preserve">Defining outbreak thresholds on the </w:t>
+      </w:r>
       <w:r>
         <w:rPr>
-          <w:i/>
-        </w:rPr>
-        <w:t xml:space="preserve"> Defining outbreak thresholds on the </w:t>
-      </w:r>
-      <w:r>
-        <w:rPr>
-          <w:i/>
+          <w:b/>
         </w:rPr>
         <w:t>full panel</w:t>
       </w:r>
       <w:r>
-        <w:t>* rather than the expanding window raised AUC from 0.522 to 0.544.</w:t>
+        <w:t xml:space="preserve"> rather than the expanding window raised AUC from 0.522 to 0.544.</w:t>
       </w:r>
     </w:p>
     <w:p>
@@ -1821,6 +1832,10 @@
       </w:r>
     </w:p>
     <w:p>
+      <w:pPr>
+        <w:keepNext/>
+        <w:spacing w:before="160"/>
+      </w:pPr>
       <w:r>
         <w:rPr>
           <w:b/>
@@ -1846,6 +1861,7 @@
       <w:tblPr>
         <w:tblStyle w:val="TableGrid"/>
         <w:tblW w:type="auto" w:w="0"/>
+        <w:tblLayout w:type="autofit"/>
         <w:tblLook w:firstColumn="1" w:firstRow="1" w:lastColumn="0" w:lastRow="0" w:noHBand="0" w:noVBand="1" w:val="04A0"/>
       </w:tblPr>
       <w:tblGrid>
@@ -1857,11 +1873,18 @@
         <w:gridCol w:w="1680"/>
       </w:tblGrid>
       <w:tr>
+        <w:trPr>
+          <w:tblHeader w:val="true"/>
+          <w:cantSplit w:val="true"/>
+        </w:trPr>
         <w:tc>
           <w:tcPr>
             <w:tcW w:type="dxa" w:w="1680"/>
           </w:tcPr>
           <w:p>
+            <w:pPr>
+              <w:jc w:val="left"/>
+            </w:pPr>
             <w:r/>
             <w:r>
               <w:rPr>
@@ -1877,6 +1900,9 @@
             <w:tcW w:type="dxa" w:w="1680"/>
           </w:tcPr>
           <w:p>
+            <w:pPr>
+              <w:jc w:val="center"/>
+            </w:pPr>
             <w:r/>
             <w:r>
               <w:rPr>
@@ -1892,6 +1918,9 @@
             <w:tcW w:type="dxa" w:w="1680"/>
           </w:tcPr>
           <w:p>
+            <w:pPr>
+              <w:jc w:val="center"/>
+            </w:pPr>
             <w:r/>
             <w:r>
               <w:rPr>
@@ -1907,6 +1936,9 @@
             <w:tcW w:type="dxa" w:w="1680"/>
           </w:tcPr>
           <w:p>
+            <w:pPr>
+              <w:jc w:val="center"/>
+            </w:pPr>
             <w:r/>
             <w:r>
               <w:rPr>
@@ -1922,6 +1954,9 @@
             <w:tcW w:type="dxa" w:w="1680"/>
           </w:tcPr>
           <w:p>
+            <w:pPr>
+              <w:jc w:val="center"/>
+            </w:pPr>
             <w:r/>
             <w:r>
               <w:rPr>
@@ -1937,6 +1972,9 @@
             <w:tcW w:type="dxa" w:w="1680"/>
           </w:tcPr>
           <w:p>
+            <w:pPr>
+              <w:jc w:val="center"/>
+            </w:pPr>
             <w:r/>
             <w:r>
               <w:rPr>
@@ -1949,11 +1987,17 @@
         </w:tc>
       </w:tr>
       <w:tr>
+        <w:trPr>
+          <w:cantSplit w:val="true"/>
+        </w:trPr>
         <w:tc>
           <w:tcPr>
             <w:tcW w:type="dxa" w:w="1680"/>
           </w:tcPr>
           <w:p>
+            <w:pPr>
+              <w:jc w:val="left"/>
+            </w:pPr>
             <w:r>
               <w:rPr>
                 <w:sz w:val="18"/>
@@ -1972,6 +2016,9 @@
             <w:tcW w:type="dxa" w:w="1680"/>
           </w:tcPr>
           <w:p>
+            <w:pPr>
+              <w:jc w:val="center"/>
+            </w:pPr>
             <w:r>
               <w:rPr>
                 <w:sz w:val="18"/>
@@ -1991,6 +2038,9 @@
             <w:tcW w:type="dxa" w:w="1680"/>
           </w:tcPr>
           <w:p>
+            <w:pPr>
+              <w:jc w:val="center"/>
+            </w:pPr>
             <w:r>
               <w:rPr>
                 <w:sz w:val="18"/>
@@ -2009,6 +2059,9 @@
             <w:tcW w:type="dxa" w:w="1680"/>
           </w:tcPr>
           <w:p>
+            <w:pPr>
+              <w:jc w:val="center"/>
+            </w:pPr>
             <w:r>
               <w:rPr>
                 <w:sz w:val="18"/>
@@ -2027,6 +2080,9 @@
             <w:tcW w:type="dxa" w:w="1680"/>
           </w:tcPr>
           <w:p>
+            <w:pPr>
+              <w:jc w:val="center"/>
+            </w:pPr>
             <w:r>
               <w:rPr>
                 <w:sz w:val="18"/>
@@ -2045,6 +2101,9 @@
             <w:tcW w:type="dxa" w:w="1680"/>
           </w:tcPr>
           <w:p>
+            <w:pPr>
+              <w:jc w:val="center"/>
+            </w:pPr>
             <w:r>
               <w:rPr>
                 <w:sz w:val="18"/>
@@ -2060,11 +2119,17 @@
         </w:tc>
       </w:tr>
       <w:tr>
+        <w:trPr>
+          <w:cantSplit w:val="true"/>
+        </w:trPr>
         <w:tc>
           <w:tcPr>
             <w:tcW w:type="dxa" w:w="1680"/>
           </w:tcPr>
           <w:p>
+            <w:pPr>
+              <w:jc w:val="left"/>
+            </w:pPr>
             <w:r>
               <w:rPr>
                 <w:sz w:val="18"/>
@@ -2083,6 +2148,9 @@
             <w:tcW w:type="dxa" w:w="1680"/>
           </w:tcPr>
           <w:p>
+            <w:pPr>
+              <w:jc w:val="center"/>
+            </w:pPr>
             <w:r>
               <w:rPr>
                 <w:sz w:val="18"/>
@@ -2101,6 +2169,9 @@
             <w:tcW w:type="dxa" w:w="1680"/>
           </w:tcPr>
           <w:p>
+            <w:pPr>
+              <w:jc w:val="center"/>
+            </w:pPr>
             <w:r>
               <w:rPr>
                 <w:sz w:val="18"/>
@@ -2119,6 +2190,9 @@
             <w:tcW w:type="dxa" w:w="1680"/>
           </w:tcPr>
           <w:p>
+            <w:pPr>
+              <w:jc w:val="center"/>
+            </w:pPr>
             <w:r>
               <w:rPr>
                 <w:sz w:val="18"/>
@@ -2137,6 +2211,9 @@
             <w:tcW w:type="dxa" w:w="1680"/>
           </w:tcPr>
           <w:p>
+            <w:pPr>
+              <w:jc w:val="center"/>
+            </w:pPr>
             <w:r>
               <w:rPr>
                 <w:sz w:val="18"/>
@@ -2155,6 +2232,9 @@
             <w:tcW w:type="dxa" w:w="1680"/>
           </w:tcPr>
           <w:p>
+            <w:pPr>
+              <w:jc w:val="center"/>
+            </w:pPr>
             <w:r>
               <w:rPr>
                 <w:sz w:val="18"/>
@@ -2170,11 +2250,17 @@
         </w:tc>
       </w:tr>
       <w:tr>
+        <w:trPr>
+          <w:cantSplit w:val="true"/>
+        </w:trPr>
         <w:tc>
           <w:tcPr>
             <w:tcW w:type="dxa" w:w="1680"/>
           </w:tcPr>
           <w:p>
+            <w:pPr>
+              <w:jc w:val="left"/>
+            </w:pPr>
             <w:r>
               <w:rPr>
                 <w:sz w:val="18"/>
@@ -2193,6 +2279,9 @@
             <w:tcW w:type="dxa" w:w="1680"/>
           </w:tcPr>
           <w:p>
+            <w:pPr>
+              <w:jc w:val="center"/>
+            </w:pPr>
             <w:r>
               <w:rPr>
                 <w:sz w:val="18"/>
@@ -2211,6 +2300,9 @@
             <w:tcW w:type="dxa" w:w="1680"/>
           </w:tcPr>
           <w:p>
+            <w:pPr>
+              <w:jc w:val="center"/>
+            </w:pPr>
             <w:r>
               <w:rPr>
                 <w:sz w:val="18"/>
@@ -2229,6 +2321,9 @@
             <w:tcW w:type="dxa" w:w="1680"/>
           </w:tcPr>
           <w:p>
+            <w:pPr>
+              <w:jc w:val="center"/>
+            </w:pPr>
             <w:r>
               <w:rPr>
                 <w:sz w:val="18"/>
@@ -2247,6 +2342,9 @@
             <w:tcW w:type="dxa" w:w="1680"/>
           </w:tcPr>
           <w:p>
+            <w:pPr>
+              <w:jc w:val="center"/>
+            </w:pPr>
             <w:r>
               <w:rPr>
                 <w:sz w:val="18"/>
@@ -2265,6 +2363,9 @@
             <w:tcW w:type="dxa" w:w="1680"/>
           </w:tcPr>
           <w:p>
+            <w:pPr>
+              <w:jc w:val="center"/>
+            </w:pPr>
             <w:r>
               <w:rPr>
                 <w:sz w:val="18"/>
@@ -2280,11 +2381,17 @@
         </w:tc>
       </w:tr>
       <w:tr>
+        <w:trPr>
+          <w:cantSplit w:val="true"/>
+        </w:trPr>
         <w:tc>
           <w:tcPr>
             <w:tcW w:type="dxa" w:w="1680"/>
           </w:tcPr>
           <w:p>
+            <w:pPr>
+              <w:jc w:val="left"/>
+            </w:pPr>
             <w:r>
               <w:rPr>
                 <w:sz w:val="18"/>
@@ -2303,6 +2410,9 @@
             <w:tcW w:type="dxa" w:w="1680"/>
           </w:tcPr>
           <w:p>
+            <w:pPr>
+              <w:jc w:val="center"/>
+            </w:pPr>
             <w:r>
               <w:rPr>
                 <w:sz w:val="18"/>
@@ -2321,6 +2431,9 @@
             <w:tcW w:type="dxa" w:w="1680"/>
           </w:tcPr>
           <w:p>
+            <w:pPr>
+              <w:jc w:val="center"/>
+            </w:pPr>
             <w:r>
               <w:rPr>
                 <w:sz w:val="18"/>
@@ -2339,6 +2452,9 @@
             <w:tcW w:type="dxa" w:w="1680"/>
           </w:tcPr>
           <w:p>
+            <w:pPr>
+              <w:jc w:val="center"/>
+            </w:pPr>
             <w:r>
               <w:rPr>
                 <w:sz w:val="18"/>
@@ -2357,6 +2473,9 @@
             <w:tcW w:type="dxa" w:w="1680"/>
           </w:tcPr>
           <w:p>
+            <w:pPr>
+              <w:jc w:val="center"/>
+            </w:pPr>
             <w:r>
               <w:rPr>
                 <w:sz w:val="18"/>
@@ -2375,6 +2494,9 @@
             <w:tcW w:type="dxa" w:w="1680"/>
           </w:tcPr>
           <w:p>
+            <w:pPr>
+              <w:jc w:val="center"/>
+            </w:pPr>
             <w:r>
               <w:rPr>
                 <w:sz w:val="18"/>
@@ -2390,11 +2512,17 @@
         </w:tc>
       </w:tr>
       <w:tr>
+        <w:trPr>
+          <w:cantSplit w:val="true"/>
+        </w:trPr>
         <w:tc>
           <w:tcPr>
             <w:tcW w:type="dxa" w:w="1680"/>
           </w:tcPr>
           <w:p>
+            <w:pPr>
+              <w:jc w:val="left"/>
+            </w:pPr>
             <w:r>
               <w:rPr>
                 <w:sz w:val="18"/>
@@ -2413,6 +2541,9 @@
             <w:tcW w:type="dxa" w:w="1680"/>
           </w:tcPr>
           <w:p>
+            <w:pPr>
+              <w:jc w:val="center"/>
+            </w:pPr>
             <w:r>
               <w:rPr>
                 <w:sz w:val="18"/>
@@ -2431,6 +2562,9 @@
             <w:tcW w:type="dxa" w:w="1680"/>
           </w:tcPr>
           <w:p>
+            <w:pPr>
+              <w:jc w:val="center"/>
+            </w:pPr>
             <w:r>
               <w:rPr>
                 <w:sz w:val="18"/>
@@ -2449,6 +2583,9 @@
             <w:tcW w:type="dxa" w:w="1680"/>
           </w:tcPr>
           <w:p>
+            <w:pPr>
+              <w:jc w:val="center"/>
+            </w:pPr>
             <w:r>
               <w:rPr>
                 <w:sz w:val="18"/>
@@ -2467,6 +2604,9 @@
             <w:tcW w:type="dxa" w:w="1680"/>
           </w:tcPr>
           <w:p>
+            <w:pPr>
+              <w:jc w:val="center"/>
+            </w:pPr>
             <w:r>
               <w:rPr>
                 <w:sz w:val="18"/>
@@ -2485,6 +2625,9 @@
             <w:tcW w:type="dxa" w:w="1680"/>
           </w:tcPr>
           <w:p>
+            <w:pPr>
+              <w:jc w:val="center"/>
+            </w:pPr>
             <w:r>
               <w:rPr>
                 <w:sz w:val="18"/>
@@ -2500,11 +2643,17 @@
         </w:tc>
       </w:tr>
       <w:tr>
+        <w:trPr>
+          <w:cantSplit w:val="true"/>
+        </w:trPr>
         <w:tc>
           <w:tcPr>
             <w:tcW w:type="dxa" w:w="1680"/>
           </w:tcPr>
           <w:p>
+            <w:pPr>
+              <w:jc w:val="left"/>
+            </w:pPr>
             <w:r>
               <w:rPr>
                 <w:sz w:val="18"/>
@@ -2523,6 +2672,9 @@
             <w:tcW w:type="dxa" w:w="1680"/>
           </w:tcPr>
           <w:p>
+            <w:pPr>
+              <w:jc w:val="center"/>
+            </w:pPr>
             <w:r>
               <w:rPr>
                 <w:sz w:val="18"/>
@@ -2541,6 +2693,9 @@
             <w:tcW w:type="dxa" w:w="1680"/>
           </w:tcPr>
           <w:p>
+            <w:pPr>
+              <w:jc w:val="center"/>
+            </w:pPr>
             <w:r>
               <w:rPr>
                 <w:sz w:val="18"/>
@@ -2559,6 +2714,9 @@
             <w:tcW w:type="dxa" w:w="1680"/>
           </w:tcPr>
           <w:p>
+            <w:pPr>
+              <w:jc w:val="center"/>
+            </w:pPr>
             <w:r>
               <w:rPr>
                 <w:sz w:val="18"/>
@@ -2577,6 +2735,9 @@
             <w:tcW w:type="dxa" w:w="1680"/>
           </w:tcPr>
           <w:p>
+            <w:pPr>
+              <w:jc w:val="center"/>
+            </w:pPr>
             <w:r>
               <w:rPr>
                 <w:sz w:val="18"/>
@@ -2595,6 +2756,9 @@
             <w:tcW w:type="dxa" w:w="1680"/>
           </w:tcPr>
           <w:p>
+            <w:pPr>
+              <w:jc w:val="center"/>
+            </w:pPr>
             <w:r>
               <w:rPr>
                 <w:sz w:val="18"/>
@@ -2610,11 +2774,17 @@
         </w:tc>
       </w:tr>
       <w:tr>
+        <w:trPr>
+          <w:cantSplit w:val="true"/>
+        </w:trPr>
         <w:tc>
           <w:tcPr>
             <w:tcW w:type="dxa" w:w="1680"/>
           </w:tcPr>
           <w:p>
+            <w:pPr>
+              <w:jc w:val="left"/>
+            </w:pPr>
             <w:r>
               <w:rPr>
                 <w:sz w:val="18"/>
@@ -2633,6 +2803,9 @@
             <w:tcW w:type="dxa" w:w="1680"/>
           </w:tcPr>
           <w:p>
+            <w:pPr>
+              <w:jc w:val="center"/>
+            </w:pPr>
             <w:r>
               <w:rPr>
                 <w:sz w:val="18"/>
@@ -2651,6 +2824,9 @@
             <w:tcW w:type="dxa" w:w="1680"/>
           </w:tcPr>
           <w:p>
+            <w:pPr>
+              <w:jc w:val="center"/>
+            </w:pPr>
             <w:r>
               <w:rPr>
                 <w:sz w:val="18"/>
@@ -2669,6 +2845,9 @@
             <w:tcW w:type="dxa" w:w="1680"/>
           </w:tcPr>
           <w:p>
+            <w:pPr>
+              <w:jc w:val="center"/>
+            </w:pPr>
             <w:r>
               <w:rPr>
                 <w:sz w:val="18"/>
@@ -2687,6 +2866,9 @@
             <w:tcW w:type="dxa" w:w="1680"/>
           </w:tcPr>
           <w:p>
+            <w:pPr>
+              <w:jc w:val="center"/>
+            </w:pPr>
             <w:r>
               <w:rPr>
                 <w:sz w:val="18"/>
@@ -2705,6 +2887,9 @@
             <w:tcW w:type="dxa" w:w="1680"/>
           </w:tcPr>
           <w:p>
+            <w:pPr>
+              <w:jc w:val="center"/>
+            </w:pPr>
             <w:r>
               <w:rPr>
                 <w:sz w:val="18"/>
@@ -2722,6 +2907,11 @@
     </w:tbl>
     <w:p>
       <w:pPr>
+        <w:spacing w:after="40"/>
+      </w:pPr>
+    </w:p>
+    <w:p>
+      <w:pPr>
         <w:sectPr>
           <w:type w:val="continuous"/>
           <w:pgSz w:w="12240" w:h="15840"/>
@@ -2732,6 +2922,10 @@
       </w:pPr>
     </w:p>
     <w:p>
+      <w:pPr>
+        <w:keepNext/>
+        <w:spacing w:before="160"/>
+      </w:pPr>
       <w:r>
         <w:rPr>
           <w:b/>
@@ -2754,6 +2948,7 @@
       <w:tblPr>
         <w:tblStyle w:val="TableGrid"/>
         <w:tblW w:type="auto" w:w="0"/>
+        <w:tblLayout w:type="autofit"/>
         <w:tblLook w:firstColumn="1" w:firstRow="1" w:lastColumn="0" w:lastRow="0" w:noHBand="0" w:noVBand="1" w:val="04A0"/>
       </w:tblPr>
       <w:tblGrid>
@@ -2762,11 +2957,18 @@
         <w:gridCol w:w="3360"/>
       </w:tblGrid>
       <w:tr>
+        <w:trPr>
+          <w:tblHeader w:val="true"/>
+          <w:cantSplit w:val="true"/>
+        </w:trPr>
         <w:tc>
           <w:tcPr>
             <w:tcW w:type="dxa" w:w="3360"/>
           </w:tcPr>
           <w:p>
+            <w:pPr>
+              <w:jc w:val="left"/>
+            </w:pPr>
             <w:r/>
             <w:r>
               <w:rPr>
@@ -2782,6 +2984,9 @@
             <w:tcW w:type="dxa" w:w="3360"/>
           </w:tcPr>
           <w:p>
+            <w:pPr>
+              <w:jc w:val="center"/>
+            </w:pPr>
             <w:r/>
             <w:r>
               <w:rPr>
@@ -2797,6 +3002,9 @@
             <w:tcW w:type="dxa" w:w="3360"/>
           </w:tcPr>
           <w:p>
+            <w:pPr>
+              <w:jc w:val="center"/>
+            </w:pPr>
             <w:r/>
             <w:r>
               <w:rPr>
@@ -2809,11 +3017,17 @@
         </w:tc>
       </w:tr>
       <w:tr>
+        <w:trPr>
+          <w:cantSplit w:val="true"/>
+        </w:trPr>
         <w:tc>
           <w:tcPr>
             <w:tcW w:type="dxa" w:w="3360"/>
           </w:tcPr>
           <w:p>
+            <w:pPr>
+              <w:jc w:val="left"/>
+            </w:pPr>
             <w:r>
               <w:rPr>
                 <w:sz w:val="18"/>
@@ -2832,6 +3046,9 @@
             <w:tcW w:type="dxa" w:w="3360"/>
           </w:tcPr>
           <w:p>
+            <w:pPr>
+              <w:jc w:val="center"/>
+            </w:pPr>
             <w:r>
               <w:rPr>
                 <w:sz w:val="18"/>
@@ -2850,6 +3067,9 @@
             <w:tcW w:type="dxa" w:w="3360"/>
           </w:tcPr>
           <w:p>
+            <w:pPr>
+              <w:jc w:val="center"/>
+            </w:pPr>
             <w:r>
               <w:rPr>
                 <w:sz w:val="18"/>
@@ -2865,11 +3085,17 @@
         </w:tc>
       </w:tr>
       <w:tr>
+        <w:trPr>
+          <w:cantSplit w:val="true"/>
+        </w:trPr>
         <w:tc>
           <w:tcPr>
             <w:tcW w:type="dxa" w:w="3360"/>
           </w:tcPr>
           <w:p>
+            <w:pPr>
+              <w:jc w:val="left"/>
+            </w:pPr>
             <w:r>
               <w:rPr>
                 <w:sz w:val="18"/>
@@ -2888,6 +3114,9 @@
             <w:tcW w:type="dxa" w:w="3360"/>
           </w:tcPr>
           <w:p>
+            <w:pPr>
+              <w:jc w:val="center"/>
+            </w:pPr>
             <w:r>
               <w:rPr>
                 <w:sz w:val="18"/>
@@ -2906,6 +3135,9 @@
             <w:tcW w:type="dxa" w:w="3360"/>
           </w:tcPr>
           <w:p>
+            <w:pPr>
+              <w:jc w:val="center"/>
+            </w:pPr>
             <w:r>
               <w:rPr>
                 <w:sz w:val="18"/>
@@ -2921,11 +3153,17 @@
         </w:tc>
       </w:tr>
       <w:tr>
+        <w:trPr>
+          <w:cantSplit w:val="true"/>
+        </w:trPr>
         <w:tc>
           <w:tcPr>
             <w:tcW w:type="dxa" w:w="3360"/>
           </w:tcPr>
           <w:p>
+            <w:pPr>
+              <w:jc w:val="left"/>
+            </w:pPr>
             <w:r>
               <w:rPr>
                 <w:sz w:val="18"/>
@@ -2944,6 +3182,9 @@
             <w:tcW w:type="dxa" w:w="3360"/>
           </w:tcPr>
           <w:p>
+            <w:pPr>
+              <w:jc w:val="center"/>
+            </w:pPr>
             <w:r>
               <w:rPr>
                 <w:sz w:val="18"/>
@@ -2962,6 +3203,9 @@
             <w:tcW w:type="dxa" w:w="3360"/>
           </w:tcPr>
           <w:p>
+            <w:pPr>
+              <w:jc w:val="center"/>
+            </w:pPr>
             <w:r>
               <w:rPr>
                 <w:sz w:val="18"/>
@@ -2977,11 +3221,17 @@
         </w:tc>
       </w:tr>
       <w:tr>
+        <w:trPr>
+          <w:cantSplit w:val="true"/>
+        </w:trPr>
         <w:tc>
           <w:tcPr>
             <w:tcW w:type="dxa" w:w="3360"/>
           </w:tcPr>
           <w:p>
+            <w:pPr>
+              <w:jc w:val="left"/>
+            </w:pPr>
             <w:r>
               <w:rPr>
                 <w:sz w:val="18"/>
@@ -3000,6 +3250,9 @@
             <w:tcW w:type="dxa" w:w="3360"/>
           </w:tcPr>
           <w:p>
+            <w:pPr>
+              <w:jc w:val="center"/>
+            </w:pPr>
             <w:r>
               <w:rPr>
                 <w:sz w:val="18"/>
@@ -3018,6 +3271,9 @@
             <w:tcW w:type="dxa" w:w="3360"/>
           </w:tcPr>
           <w:p>
+            <w:pPr>
+              <w:jc w:val="center"/>
+            </w:pPr>
             <w:r>
               <w:rPr>
                 <w:sz w:val="18"/>
@@ -3033,11 +3289,17 @@
         </w:tc>
       </w:tr>
       <w:tr>
+        <w:trPr>
+          <w:cantSplit w:val="true"/>
+        </w:trPr>
         <w:tc>
           <w:tcPr>
             <w:tcW w:type="dxa" w:w="3360"/>
           </w:tcPr>
           <w:p>
+            <w:pPr>
+              <w:jc w:val="left"/>
+            </w:pPr>
             <w:r>
               <w:rPr>
                 <w:sz w:val="18"/>
@@ -3056,6 +3318,9 @@
             <w:tcW w:type="dxa" w:w="3360"/>
           </w:tcPr>
           <w:p>
+            <w:pPr>
+              <w:jc w:val="center"/>
+            </w:pPr>
             <w:r>
               <w:rPr>
                 <w:sz w:val="18"/>
@@ -3074,6 +3339,9 @@
             <w:tcW w:type="dxa" w:w="3360"/>
           </w:tcPr>
           <w:p>
+            <w:pPr>
+              <w:jc w:val="center"/>
+            </w:pPr>
             <w:r>
               <w:rPr>
                 <w:sz w:val="18"/>
@@ -3089,11 +3357,17 @@
         </w:tc>
       </w:tr>
       <w:tr>
+        <w:trPr>
+          <w:cantSplit w:val="true"/>
+        </w:trPr>
         <w:tc>
           <w:tcPr>
             <w:tcW w:type="dxa" w:w="3360"/>
           </w:tcPr>
           <w:p>
+            <w:pPr>
+              <w:jc w:val="left"/>
+            </w:pPr>
             <w:r>
               <w:rPr>
                 <w:sz w:val="18"/>
@@ -3112,6 +3386,9 @@
             <w:tcW w:type="dxa" w:w="3360"/>
           </w:tcPr>
           <w:p>
+            <w:pPr>
+              <w:jc w:val="center"/>
+            </w:pPr>
             <w:r>
               <w:rPr>
                 <w:sz w:val="18"/>
@@ -3130,6 +3407,9 @@
             <w:tcW w:type="dxa" w:w="3360"/>
           </w:tcPr>
           <w:p>
+            <w:pPr>
+              <w:jc w:val="center"/>
+            </w:pPr>
             <w:r>
               <w:rPr>
                 <w:sz w:val="18"/>
@@ -3147,6 +3427,11 @@
     </w:tbl>
     <w:p>
       <w:pPr>
+        <w:spacing w:after="40"/>
+      </w:pPr>
+    </w:p>
+    <w:p>
+      <w:pPr>
         <w:sectPr>
           <w:type w:val="continuous"/>
           <w:pgSz w:w="12240" w:h="15840"/>
@@ -3157,6 +3442,10 @@
       </w:pPr>
     </w:p>
     <w:p>
+      <w:pPr>
+        <w:keepNext/>
+        <w:spacing w:before="160"/>
+      </w:pPr>
       <w:r>
         <w:rPr>
           <w:b/>
@@ -3179,6 +3468,7 @@
       <w:tblPr>
         <w:tblStyle w:val="TableGrid"/>
         <w:tblW w:type="auto" w:w="0"/>
+        <w:tblLayout w:type="autofit"/>
         <w:tblLook w:firstColumn="1" w:firstRow="1" w:lastColumn="0" w:lastRow="0" w:noHBand="0" w:noVBand="1" w:val="04A0"/>
       </w:tblPr>
       <w:tblGrid>
@@ -3188,11 +3478,18 @@
         <w:gridCol w:w="2520"/>
       </w:tblGrid>
       <w:tr>
+        <w:trPr>
+          <w:tblHeader w:val="true"/>
+          <w:cantSplit w:val="true"/>
+        </w:trPr>
         <w:tc>
           <w:tcPr>
             <w:tcW w:type="dxa" w:w="2520"/>
           </w:tcPr>
           <w:p>
+            <w:pPr>
+              <w:jc w:val="left"/>
+            </w:pPr>
             <w:r/>
             <w:r>
               <w:rPr>
@@ -3208,6 +3505,9 @@
             <w:tcW w:type="dxa" w:w="2520"/>
           </w:tcPr>
           <w:p>
+            <w:pPr>
+              <w:jc w:val="center"/>
+            </w:pPr>
             <w:r/>
             <w:r>
               <w:rPr>
@@ -3223,6 +3523,9 @@
             <w:tcW w:type="dxa" w:w="2520"/>
           </w:tcPr>
           <w:p>
+            <w:pPr>
+              <w:jc w:val="center"/>
+            </w:pPr>
             <w:r/>
             <w:r>
               <w:rPr>
@@ -3238,6 +3541,9 @@
             <w:tcW w:type="dxa" w:w="2520"/>
           </w:tcPr>
           <w:p>
+            <w:pPr>
+              <w:jc w:val="center"/>
+            </w:pPr>
             <w:r/>
             <w:r>
               <w:rPr>
@@ -3250,11 +3556,17 @@
         </w:tc>
       </w:tr>
       <w:tr>
+        <w:trPr>
+          <w:cantSplit w:val="true"/>
+        </w:trPr>
         <w:tc>
           <w:tcPr>
             <w:tcW w:type="dxa" w:w="2520"/>
           </w:tcPr>
           <w:p>
+            <w:pPr>
+              <w:jc w:val="left"/>
+            </w:pPr>
             <w:r>
               <w:rPr>
                 <w:sz w:val="18"/>
@@ -3273,6 +3585,9 @@
             <w:tcW w:type="dxa" w:w="2520"/>
           </w:tcPr>
           <w:p>
+            <w:pPr>
+              <w:jc w:val="center"/>
+            </w:pPr>
             <w:r>
               <w:rPr>
                 <w:sz w:val="18"/>
@@ -3292,6 +3607,9 @@
             <w:tcW w:type="dxa" w:w="2520"/>
           </w:tcPr>
           <w:p>
+            <w:pPr>
+              <w:jc w:val="center"/>
+            </w:pPr>
             <w:r>
               <w:rPr>
                 <w:sz w:val="18"/>
@@ -3310,6 +3628,9 @@
             <w:tcW w:type="dxa" w:w="2520"/>
           </w:tcPr>
           <w:p>
+            <w:pPr>
+              <w:jc w:val="center"/>
+            </w:pPr>
             <w:r>
               <w:rPr>
                 <w:sz w:val="18"/>
@@ -3325,11 +3646,17 @@
         </w:tc>
       </w:tr>
       <w:tr>
+        <w:trPr>
+          <w:cantSplit w:val="true"/>
+        </w:trPr>
         <w:tc>
           <w:tcPr>
             <w:tcW w:type="dxa" w:w="2520"/>
           </w:tcPr>
           <w:p>
+            <w:pPr>
+              <w:jc w:val="left"/>
+            </w:pPr>
             <w:r>
               <w:rPr>
                 <w:sz w:val="18"/>
@@ -3348,6 +3675,9 @@
             <w:tcW w:type="dxa" w:w="2520"/>
           </w:tcPr>
           <w:p>
+            <w:pPr>
+              <w:jc w:val="center"/>
+            </w:pPr>
             <w:r>
               <w:rPr>
                 <w:sz w:val="18"/>
@@ -3367,6 +3697,9 @@
             <w:tcW w:type="dxa" w:w="2520"/>
           </w:tcPr>
           <w:p>
+            <w:pPr>
+              <w:jc w:val="center"/>
+            </w:pPr>
             <w:r>
               <w:rPr>
                 <w:sz w:val="18"/>
@@ -3385,6 +3718,9 @@
             <w:tcW w:type="dxa" w:w="2520"/>
           </w:tcPr>
           <w:p>
+            <w:pPr>
+              <w:jc w:val="center"/>
+            </w:pPr>
             <w:r>
               <w:rPr>
                 <w:sz w:val="18"/>
@@ -3400,11 +3736,17 @@
         </w:tc>
       </w:tr>
       <w:tr>
+        <w:trPr>
+          <w:cantSplit w:val="true"/>
+        </w:trPr>
         <w:tc>
           <w:tcPr>
             <w:tcW w:type="dxa" w:w="2520"/>
           </w:tcPr>
           <w:p>
+            <w:pPr>
+              <w:jc w:val="left"/>
+            </w:pPr>
             <w:r>
               <w:rPr>
                 <w:sz w:val="18"/>
@@ -3423,6 +3765,9 @@
             <w:tcW w:type="dxa" w:w="2520"/>
           </w:tcPr>
           <w:p>
+            <w:pPr>
+              <w:jc w:val="center"/>
+            </w:pPr>
             <w:r>
               <w:rPr>
                 <w:sz w:val="18"/>
@@ -3441,6 +3786,9 @@
             <w:tcW w:type="dxa" w:w="2520"/>
           </w:tcPr>
           <w:p>
+            <w:pPr>
+              <w:jc w:val="center"/>
+            </w:pPr>
             <w:r>
               <w:rPr>
                 <w:sz w:val="18"/>
@@ -3459,6 +3807,9 @@
             <w:tcW w:type="dxa" w:w="2520"/>
           </w:tcPr>
           <w:p>
+            <w:pPr>
+              <w:jc w:val="center"/>
+            </w:pPr>
             <w:r>
               <w:rPr>
                 <w:sz w:val="18"/>
@@ -3474,11 +3825,17 @@
         </w:tc>
       </w:tr>
       <w:tr>
+        <w:trPr>
+          <w:cantSplit w:val="true"/>
+        </w:trPr>
         <w:tc>
           <w:tcPr>
             <w:tcW w:type="dxa" w:w="2520"/>
           </w:tcPr>
           <w:p>
+            <w:pPr>
+              <w:jc w:val="left"/>
+            </w:pPr>
             <w:r>
               <w:rPr>
                 <w:sz w:val="18"/>
@@ -3497,6 +3854,9 @@
             <w:tcW w:type="dxa" w:w="2520"/>
           </w:tcPr>
           <w:p>
+            <w:pPr>
+              <w:jc w:val="center"/>
+            </w:pPr>
             <w:r>
               <w:rPr>
                 <w:sz w:val="18"/>
@@ -3515,6 +3875,9 @@
             <w:tcW w:type="dxa" w:w="2520"/>
           </w:tcPr>
           <w:p>
+            <w:pPr>
+              <w:jc w:val="center"/>
+            </w:pPr>
             <w:r>
               <w:rPr>
                 <w:sz w:val="18"/>
@@ -3533,6 +3896,9 @@
             <w:tcW w:type="dxa" w:w="2520"/>
           </w:tcPr>
           <w:p>
+            <w:pPr>
+              <w:jc w:val="center"/>
+            </w:pPr>
             <w:r>
               <w:rPr>
                 <w:sz w:val="18"/>
@@ -3548,11 +3914,17 @@
         </w:tc>
       </w:tr>
       <w:tr>
+        <w:trPr>
+          <w:cantSplit w:val="true"/>
+        </w:trPr>
         <w:tc>
           <w:tcPr>
             <w:tcW w:type="dxa" w:w="2520"/>
           </w:tcPr>
           <w:p>
+            <w:pPr>
+              <w:jc w:val="left"/>
+            </w:pPr>
             <w:r>
               <w:rPr>
                 <w:sz w:val="18"/>
@@ -3571,6 +3943,9 @@
             <w:tcW w:type="dxa" w:w="2520"/>
           </w:tcPr>
           <w:p>
+            <w:pPr>
+              <w:jc w:val="center"/>
+            </w:pPr>
             <w:r>
               <w:rPr>
                 <w:sz w:val="18"/>
@@ -3589,6 +3964,9 @@
             <w:tcW w:type="dxa" w:w="2520"/>
           </w:tcPr>
           <w:p>
+            <w:pPr>
+              <w:jc w:val="center"/>
+            </w:pPr>
             <w:r>
               <w:rPr>
                 <w:sz w:val="18"/>
@@ -3607,6 +3985,9 @@
             <w:tcW w:type="dxa" w:w="2520"/>
           </w:tcPr>
           <w:p>
+            <w:pPr>
+              <w:jc w:val="center"/>
+            </w:pPr>
             <w:r>
               <w:rPr>
                 <w:sz w:val="18"/>
@@ -3622,11 +4003,17 @@
         </w:tc>
       </w:tr>
       <w:tr>
+        <w:trPr>
+          <w:cantSplit w:val="true"/>
+        </w:trPr>
         <w:tc>
           <w:tcPr>
             <w:tcW w:type="dxa" w:w="2520"/>
           </w:tcPr>
           <w:p>
+            <w:pPr>
+              <w:jc w:val="left"/>
+            </w:pPr>
             <w:r>
               <w:rPr>
                 <w:sz w:val="18"/>
@@ -3645,6 +4032,9 @@
             <w:tcW w:type="dxa" w:w="2520"/>
           </w:tcPr>
           <w:p>
+            <w:pPr>
+              <w:jc w:val="center"/>
+            </w:pPr>
             <w:r>
               <w:rPr>
                 <w:sz w:val="18"/>
@@ -3663,6 +4053,9 @@
             <w:tcW w:type="dxa" w:w="2520"/>
           </w:tcPr>
           <w:p>
+            <w:pPr>
+              <w:jc w:val="center"/>
+            </w:pPr>
             <w:r>
               <w:rPr>
                 <w:sz w:val="18"/>
@@ -3681,6 +4074,9 @@
             <w:tcW w:type="dxa" w:w="2520"/>
           </w:tcPr>
           <w:p>
+            <w:pPr>
+              <w:jc w:val="center"/>
+            </w:pPr>
             <w:r>
               <w:rPr>
                 <w:sz w:val="18"/>
@@ -3698,6 +4094,11 @@
     </w:tbl>
     <w:p>
       <w:pPr>
+        <w:spacing w:after="40"/>
+      </w:pPr>
+    </w:p>
+    <w:p>
+      <w:pPr>
         <w:sectPr>
           <w:type w:val="continuous"/>
           <w:pgSz w:w="12240" w:h="15840"/>
@@ -3708,6 +4109,10 @@
       </w:pPr>
     </w:p>
     <w:p>
+      <w:pPr>
+        <w:keepNext/>
+        <w:spacing w:before="160"/>
+      </w:pPr>
       <w:r>
         <w:rPr>
           <w:b/>
@@ -3730,6 +4135,7 @@
       <w:tblPr>
         <w:tblStyle w:val="TableGrid"/>
         <w:tblW w:type="auto" w:w="0"/>
+        <w:tblLayout w:type="autofit"/>
         <w:tblLook w:firstColumn="1" w:firstRow="1" w:lastColumn="0" w:lastRow="0" w:noHBand="0" w:noVBand="1" w:val="04A0"/>
       </w:tblPr>
       <w:tblGrid>
@@ -3738,11 +4144,18 @@
         <w:gridCol w:w="3360"/>
       </w:tblGrid>
       <w:tr>
+        <w:trPr>
+          <w:tblHeader w:val="true"/>
+          <w:cantSplit w:val="true"/>
+        </w:trPr>
         <w:tc>
           <w:tcPr>
             <w:tcW w:type="dxa" w:w="3360"/>
           </w:tcPr>
           <w:p>
+            <w:pPr>
+              <w:jc w:val="left"/>
+            </w:pPr>
             <w:r/>
             <w:r>
               <w:rPr>
@@ -3758,6 +4171,9 @@
             <w:tcW w:type="dxa" w:w="3360"/>
           </w:tcPr>
           <w:p>
+            <w:pPr>
+              <w:jc w:val="center"/>
+            </w:pPr>
             <w:r/>
             <w:r>
               <w:rPr>
@@ -3773,6 +4189,9 @@
             <w:tcW w:type="dxa" w:w="3360"/>
           </w:tcPr>
           <w:p>
+            <w:pPr>
+              <w:jc w:val="center"/>
+            </w:pPr>
             <w:r/>
             <w:r>
               <w:rPr>
@@ -3785,11 +4204,17 @@
         </w:tc>
       </w:tr>
       <w:tr>
+        <w:trPr>
+          <w:cantSplit w:val="true"/>
+        </w:trPr>
         <w:tc>
           <w:tcPr>
             <w:tcW w:type="dxa" w:w="3360"/>
           </w:tcPr>
           <w:p>
+            <w:pPr>
+              <w:jc w:val="left"/>
+            </w:pPr>
             <w:r>
               <w:rPr>
                 <w:sz w:val="18"/>
@@ -3808,6 +4233,9 @@
             <w:tcW w:type="dxa" w:w="3360"/>
           </w:tcPr>
           <w:p>
+            <w:pPr>
+              <w:jc w:val="center"/>
+            </w:pPr>
             <w:r>
               <w:rPr>
                 <w:sz w:val="18"/>
@@ -3826,6 +4254,9 @@
             <w:tcW w:type="dxa" w:w="3360"/>
           </w:tcPr>
           <w:p>
+            <w:pPr>
+              <w:jc w:val="center"/>
+            </w:pPr>
             <w:r>
               <w:rPr>
                 <w:sz w:val="18"/>
@@ -3841,11 +4272,17 @@
         </w:tc>
       </w:tr>
       <w:tr>
+        <w:trPr>
+          <w:cantSplit w:val="true"/>
+        </w:trPr>
         <w:tc>
           <w:tcPr>
             <w:tcW w:type="dxa" w:w="3360"/>
           </w:tcPr>
           <w:p>
+            <w:pPr>
+              <w:jc w:val="left"/>
+            </w:pPr>
             <w:r>
               <w:rPr>
                 <w:sz w:val="18"/>
@@ -3864,6 +4301,9 @@
             <w:tcW w:type="dxa" w:w="3360"/>
           </w:tcPr>
           <w:p>
+            <w:pPr>
+              <w:jc w:val="center"/>
+            </w:pPr>
             <w:r>
               <w:rPr>
                 <w:sz w:val="18"/>
@@ -3882,6 +4322,9 @@
             <w:tcW w:type="dxa" w:w="3360"/>
           </w:tcPr>
           <w:p>
+            <w:pPr>
+              <w:jc w:val="center"/>
+            </w:pPr>
             <w:r>
               <w:rPr>
                 <w:sz w:val="18"/>
@@ -3897,11 +4340,17 @@
         </w:tc>
       </w:tr>
       <w:tr>
+        <w:trPr>
+          <w:cantSplit w:val="true"/>
+        </w:trPr>
         <w:tc>
           <w:tcPr>
             <w:tcW w:type="dxa" w:w="3360"/>
           </w:tcPr>
           <w:p>
+            <w:pPr>
+              <w:jc w:val="left"/>
+            </w:pPr>
             <w:r>
               <w:rPr>
                 <w:sz w:val="18"/>
@@ -3920,6 +4369,9 @@
             <w:tcW w:type="dxa" w:w="3360"/>
           </w:tcPr>
           <w:p>
+            <w:pPr>
+              <w:jc w:val="center"/>
+            </w:pPr>
             <w:r>
               <w:rPr>
                 <w:sz w:val="18"/>
@@ -3938,6 +4390,9 @@
             <w:tcW w:type="dxa" w:w="3360"/>
           </w:tcPr>
           <w:p>
+            <w:pPr>
+              <w:jc w:val="center"/>
+            </w:pPr>
             <w:r>
               <w:rPr>
                 <w:sz w:val="18"/>
@@ -3953,11 +4408,17 @@
         </w:tc>
       </w:tr>
       <w:tr>
+        <w:trPr>
+          <w:cantSplit w:val="true"/>
+        </w:trPr>
         <w:tc>
           <w:tcPr>
             <w:tcW w:type="dxa" w:w="3360"/>
           </w:tcPr>
           <w:p>
+            <w:pPr>
+              <w:jc w:val="left"/>
+            </w:pPr>
             <w:r>
               <w:rPr>
                 <w:sz w:val="18"/>
@@ -3983,6 +4444,9 @@
             <w:tcW w:type="dxa" w:w="3360"/>
           </w:tcPr>
           <w:p>
+            <w:pPr>
+              <w:jc w:val="center"/>
+            </w:pPr>
             <w:r>
               <w:rPr>
                 <w:sz w:val="18"/>
@@ -4001,6 +4465,9 @@
             <w:tcW w:type="dxa" w:w="3360"/>
           </w:tcPr>
           <w:p>
+            <w:pPr>
+              <w:jc w:val="center"/>
+            </w:pPr>
             <w:r>
               <w:rPr>
                 <w:sz w:val="18"/>
@@ -4016,11 +4483,17 @@
         </w:tc>
       </w:tr>
       <w:tr>
+        <w:trPr>
+          <w:cantSplit w:val="true"/>
+        </w:trPr>
         <w:tc>
           <w:tcPr>
             <w:tcW w:type="dxa" w:w="3360"/>
           </w:tcPr>
           <w:p>
+            <w:pPr>
+              <w:jc w:val="left"/>
+            </w:pPr>
             <w:r>
               <w:rPr>
                 <w:sz w:val="18"/>
@@ -4046,6 +4519,9 @@
             <w:tcW w:type="dxa" w:w="3360"/>
           </w:tcPr>
           <w:p>
+            <w:pPr>
+              <w:jc w:val="center"/>
+            </w:pPr>
             <w:r>
               <w:rPr>
                 <w:sz w:val="18"/>
@@ -4064,6 +4540,9 @@
             <w:tcW w:type="dxa" w:w="3360"/>
           </w:tcPr>
           <w:p>
+            <w:pPr>
+              <w:jc w:val="center"/>
+            </w:pPr>
             <w:r>
               <w:rPr>
                 <w:sz w:val="18"/>
@@ -4081,6 +4560,11 @@
     </w:tbl>
     <w:p>
       <w:pPr>
+        <w:spacing w:after="40"/>
+      </w:pPr>
+    </w:p>
+    <w:p>
+      <w:pPr>
         <w:sectPr>
           <w:type w:val="continuous"/>
           <w:pgSz w:w="12240" w:h="15840"/>
@@ -4089,14 +4573,6 @@
           <w:docGrid w:linePitch="360"/>
         </w:sectPr>
       </w:pPr>
-    </w:p>
-    <w:p>
-      <w:pPr>
-        <w:pStyle w:val="Heading1"/>
-      </w:pPr>
-      <w:r>
-        <w:t>7. Figure Legends</w:t>
-      </w:r>
     </w:p>
     <w:p>
       <w:pPr>
@@ -4111,6 +4587,16 @@
     </w:p>
     <w:p>
       <w:pPr>
+        <w:pStyle w:val="Heading1"/>
+      </w:pPr>
+      <w:r>
+        <w:t>7. Figure Legends</w:t>
+      </w:r>
+    </w:p>
+    <w:p>
+      <w:pPr>
+        <w:keepNext/>
+        <w:spacing w:before="200" w:after="40"/>
         <w:jc w:val="center"/>
       </w:pPr>
       <w:r>
@@ -4149,19 +4635,38 @@
       </w:r>
     </w:p>
     <w:p>
-      <w:pPr>
-        <w:jc w:val="center"/>
-      </w:pPr>
       <w:r>
         <w:rPr>
           <w:b/>
-          <w:sz w:val="18"/>
         </w:rPr>
-        <w:t>Figure 1</w:t>
+        <w:t>Figure 1.</w:t>
+      </w:r>
+      <w:r>
+        <w:t xml:space="preserve"> Panel provenance. </w:t>
+      </w:r>
+      <w:r>
+        <w:rPr>
+          <w:b/>
+        </w:rPr>
+        <w:t>(A)</w:t>
+      </w:r>
+      <w:r>
+        <w:t xml:space="preserve"> Observed annual reported dengue cases summed across the 35 states and union territories in the analysis panel, 2015–2024, showing the pronounced COVID-19 reporting disruption in 2020. </w:t>
+      </w:r>
+      <w:r>
+        <w:rPr>
+          <w:b/>
+        </w:rPr>
+        <w:t>(B)</w:t>
+      </w:r>
+      <w:r>
+        <w:t xml:space="preserve"> Independent reconciliation of the analysis panel against the NCVBDC state-wise annual bulletin for the 124 overlapping state-years; all values fall exactly on the identity line (100% agreement).</w:t>
       </w:r>
     </w:p>
     <w:p>
       <w:pPr>
+        <w:keepNext/>
+        <w:spacing w:before="200" w:after="40"/>
         <w:jc w:val="center"/>
       </w:pPr>
       <w:r>
@@ -4200,19 +4705,20 @@
       </w:r>
     </w:p>
     <w:p>
-      <w:pPr>
-        <w:jc w:val="center"/>
-      </w:pPr>
       <w:r>
         <w:rPr>
           <w:b/>
-          <w:sz w:val="18"/>
         </w:rPr>
-        <w:t>Figure 2</w:t>
+        <w:t>Figure 2.</w:t>
+      </w:r>
+      <w:r>
+        <w:t xml:space="preserve"> One-year-ahead forecasting skill across 245 out-of-sample state-year forecasts. Dark bars show pooled R²; light bars show within-state R² after removing each state's training-window mean. No model exceeds state climatology, and every within-state R² is at or below zero.</w:t>
       </w:r>
     </w:p>
     <w:p>
       <w:pPr>
+        <w:keepNext/>
+        <w:spacing w:before="200" w:after="40"/>
         <w:jc w:val="center"/>
       </w:pPr>
       <w:r>
@@ -4251,19 +4757,47 @@
       </w:r>
     </w:p>
     <w:p>
-      <w:pPr>
-        <w:jc w:val="center"/>
-      </w:pPr>
       <w:r>
         <w:rPr>
           <w:b/>
-          <w:sz w:val="18"/>
         </w:rPr>
-        <w:t>Figure 3</w:t>
+        <w:t>Figure 3.</w:t>
+      </w:r>
+      <w:r>
+        <w:t xml:space="preserve"> Outbreak-year classification. </w:t>
+      </w:r>
+      <w:r>
+        <w:rPr>
+          <w:b/>
+        </w:rPr>
+        <w:t>(A)</w:t>
+      </w:r>
+      <w:r>
+        <w:t xml:space="preserve"> ROC curve (AUC = 0.522). </w:t>
+      </w:r>
+      <w:r>
+        <w:rPr>
+          <w:b/>
+        </w:rPr>
+        <w:t>(B)</w:t>
+      </w:r>
+      <w:r>
+        <w:t xml:space="preserve"> Precision–recall curve against the observed prevalence of 0.452. </w:t>
+      </w:r>
+      <w:r>
+        <w:rPr>
+          <w:b/>
+        </w:rPr>
+        <w:t>(C)</w:t>
+      </w:r>
+      <w:r>
+        <w:t xml:space="preserve"> Quintile calibration curve; observed outbreak frequency is flat across predicted-probability quintiles and the Brier score (0.326) exceeds the non-informative baseline (0.248).</w:t>
       </w:r>
     </w:p>
     <w:p>
       <w:pPr>
+        <w:keepNext/>
+        <w:spacing w:before="200" w:after="40"/>
         <w:jc w:val="center"/>
       </w:pPr>
       <w:r>
@@ -4302,19 +4836,38 @@
       </w:r>
     </w:p>
     <w:p>
-      <w:pPr>
-        <w:jc w:val="center"/>
-      </w:pPr>
       <w:r>
         <w:rPr>
           <w:b/>
-          <w:sz w:val="18"/>
         </w:rPr>
-        <w:t>Figure 4</w:t>
+        <w:t>Figure 4.</w:t>
+      </w:r>
+      <w:r>
+        <w:t xml:space="preserve"> Out-of-fold permutation importance. </w:t>
+      </w:r>
+      <w:r>
+        <w:rPr>
+          <w:b/>
+        </w:rPr>
+        <w:t>(A)</w:t>
+      </w:r>
+      <w:r>
+        <w:t xml:space="preserve"> Increase in out-of-sample MAE when each predictor is permuted in the held-out year, averaged across forecast origins. </w:t>
+      </w:r>
+      <w:r>
+        <w:rPr>
+          <w:b/>
+        </w:rPr>
+        <w:t>(B)</w:t>
+      </w:r>
+      <w:r>
+        <w:t xml:space="preserve"> The same importances aggregated into epidemiological-history and structural-vulnerability blocks.</w:t>
       </w:r>
     </w:p>
     <w:p>
       <w:pPr>
+        <w:keepNext/>
+        <w:spacing w:before="200" w:after="40"/>
         <w:jc w:val="center"/>
       </w:pPr>
       <w:r>
@@ -4353,19 +4906,47 @@
       </w:r>
     </w:p>
     <w:p>
-      <w:pPr>
-        <w:jc w:val="center"/>
-      </w:pPr>
       <w:r>
         <w:rPr>
           <w:b/>
-          <w:sz w:val="18"/>
         </w:rPr>
-        <w:t>Figure 5</w:t>
+        <w:t>Figure 5.</w:t>
+      </w:r>
+      <w:r>
+        <w:t xml:space="preserve"> Between-state structural gradient in observed mean annual dengue incidence per 100 000 (log scale), 2015–2024, against </w:t>
+      </w:r>
+      <w:r>
+        <w:rPr>
+          <w:b/>
+        </w:rPr>
+        <w:t>(A)</w:t>
+      </w:r>
+      <w:r>
+        <w:t xml:space="preserve"> urban population share, </w:t>
+      </w:r>
+      <w:r>
+        <w:rPr>
+          <w:b/>
+        </w:rPr>
+        <w:t>(B)</w:t>
+      </w:r>
+      <w:r>
+        <w:t xml:space="preserve"> GDP per capita and </w:t>
+      </w:r>
+      <w:r>
+        <w:rPr>
+          <w:b/>
+        </w:rPr>
+        <w:t>(C)</w:t>
+      </w:r>
+      <w:r>
+        <w:t xml:space="preserve"> the NITI Aayog Health Index, with Spearman ρ, bootstrap 95% CI and p-value.</w:t>
       </w:r>
     </w:p>
     <w:p>
       <w:pPr>
+        <w:keepNext/>
+        <w:spacing w:before="200" w:after="40"/>
         <w:jc w:val="center"/>
       </w:pPr>
       <w:r>
@@ -4404,19 +4985,29 @@
       </w:r>
     </w:p>
     <w:p>
-      <w:pPr>
-        <w:jc w:val="center"/>
-      </w:pPr>
       <w:r>
         <w:rPr>
           <w:b/>
-          <w:sz w:val="18"/>
         </w:rPr>
-        <w:t>Figure 6</w:t>
+        <w:t>Figure 6.</w:t>
+      </w:r>
+      <w:r>
+        <w:t xml:space="preserve"> Descriptive choropleth of observed mean annual dengue incidence per 100 000 across the 35 panel states and union territories, 2015–2024. States not meeting the completeness criterion are hatched. This map is descriptive of observed burden and is </w:t>
+      </w:r>
+      <w:r>
+        <w:rPr>
+          <w:b/>
+        </w:rPr>
+        <w:t>not</w:t>
+      </w:r>
+      <w:r>
+        <w:t xml:space="preserve"> a forecast.</w:t>
       </w:r>
     </w:p>
     <w:p>
       <w:pPr>
+        <w:keepNext/>
+        <w:spacing w:before="200" w:after="40"/>
         <w:jc w:val="center"/>
       </w:pPr>
       <w:r>
@@ -4455,15 +5046,32 @@
       </w:r>
     </w:p>
     <w:p>
-      <w:pPr>
-        <w:jc w:val="center"/>
-      </w:pPr>
       <w:r>
         <w:rPr>
           <w:b/>
-          <w:sz w:val="18"/>
         </w:rPr>
-        <w:t>Figure 7</w:t>
+        <w:t>Figure 7.</w:t>
+      </w:r>
+      <w:r>
+        <w:t xml:space="preserve"> Leakage experiment on identical real data. </w:t>
+      </w:r>
+      <w:r>
+        <w:rPr>
+          <w:b/>
+        </w:rPr>
+        <w:t>(A)</w:t>
+      </w:r>
+      <w:r>
+        <w:t xml:space="preserve"> Apparent regression R² under the leakage-free design, under non-temporal random-split cross-validation, and after reintroducing an unshifted three-year rolling mean. </w:t>
+      </w:r>
+      <w:r>
+        <w:rPr>
+          <w:b/>
+        </w:rPr>
+        <w:t>(B)</w:t>
+      </w:r>
+      <w:r>
+        <w:t xml:space="preserve"> Outbreak-year AUC under expanding-window versus full-panel (look-ahead) outbreak thresholds.</w:t>
       </w:r>
     </w:p>
     <w:p>
@@ -4478,200 +5086,6 @@
       </w:pPr>
     </w:p>
     <w:p>
-      <w:r>
-        <w:rPr>
-          <w:b/>
-        </w:rPr>
-        <w:t>Figure 1.</w:t>
-      </w:r>
-      <w:r>
-        <w:t xml:space="preserve"> Panel provenance. </w:t>
-      </w:r>
-      <w:r>
-        <w:rPr>
-          <w:b/>
-        </w:rPr>
-        <w:t>(A)</w:t>
-      </w:r>
-      <w:r>
-        <w:t xml:space="preserve"> Observed annual reported dengue cases summed across the 35 states and union territories in the analysis panel, 2015–2024, showing the pronounced COVID-19 reporting disruption in 2020. </w:t>
-      </w:r>
-      <w:r>
-        <w:rPr>
-          <w:b/>
-        </w:rPr>
-        <w:t>(B)</w:t>
-      </w:r>
-      <w:r>
-        <w:t xml:space="preserve"> Independent reconciliation of the analysis panel against the NCVBDC state-wise annual bulletin for the 124 overlapping state-years; all values fall exactly on the identity line (100% agreement).</w:t>
-      </w:r>
-    </w:p>
-    <w:p>
-      <w:r>
-        <w:rPr>
-          <w:b/>
-        </w:rPr>
-        <w:t>Figure 2.</w:t>
-      </w:r>
-      <w:r>
-        <w:t xml:space="preserve"> One-year-ahead forecasting skill across 245 out-of-sample state-year forecasts. Dark bars show pooled R²; light bars show within-state R² after removing each state's training-window mean. No model exceeds state climatology, and every within-state R² is at or below zero.</w:t>
-      </w:r>
-    </w:p>
-    <w:p>
-      <w:r>
-        <w:rPr>
-          <w:b/>
-        </w:rPr>
-        <w:t>Figure 3.</w:t>
-      </w:r>
-      <w:r>
-        <w:t xml:space="preserve"> Outbreak-year classification. </w:t>
-      </w:r>
-      <w:r>
-        <w:rPr>
-          <w:b/>
-        </w:rPr>
-        <w:t>(A)</w:t>
-      </w:r>
-      <w:r>
-        <w:t xml:space="preserve"> ROC curve (AUC = 0.522). </w:t>
-      </w:r>
-      <w:r>
-        <w:rPr>
-          <w:b/>
-        </w:rPr>
-        <w:t>(B)</w:t>
-      </w:r>
-      <w:r>
-        <w:t xml:space="preserve"> Precision–recall curve against the observed prevalence of 0.452. </w:t>
-      </w:r>
-      <w:r>
-        <w:rPr>
-          <w:b/>
-        </w:rPr>
-        <w:t>(C)</w:t>
-      </w:r>
-      <w:r>
-        <w:t xml:space="preserve"> Quintile calibration curve; observed outbreak frequency is flat across predicted-probability quintiles and the Brier score (0.326) exceeds the non-informative baseline (0.248).</w:t>
-      </w:r>
-    </w:p>
-    <w:p>
-      <w:r>
-        <w:rPr>
-          <w:b/>
-        </w:rPr>
-        <w:t>Figure 4.</w:t>
-      </w:r>
-      <w:r>
-        <w:t xml:space="preserve"> Out-of-fold permutation importance. </w:t>
-      </w:r>
-      <w:r>
-        <w:rPr>
-          <w:b/>
-        </w:rPr>
-        <w:t>(A)</w:t>
-      </w:r>
-      <w:r>
-        <w:t xml:space="preserve"> Increase in out-of-sample MAE when each predictor is permuted in the held-out year, averaged across forecast origins. </w:t>
-      </w:r>
-      <w:r>
-        <w:rPr>
-          <w:b/>
-        </w:rPr>
-        <w:t>(B)</w:t>
-      </w:r>
-      <w:r>
-        <w:t xml:space="preserve"> The same importances aggregated into epidemiological-history and structural-vulnerability blocks.</w:t>
-      </w:r>
-    </w:p>
-    <w:p>
-      <w:r>
-        <w:rPr>
-          <w:b/>
-        </w:rPr>
-        <w:t>Figure 5.</w:t>
-      </w:r>
-      <w:r>
-        <w:t xml:space="preserve"> Between-state structural gradient in observed mean annual dengue incidence per 100 000 (log scale), 2015–2024, against </w:t>
-      </w:r>
-      <w:r>
-        <w:rPr>
-          <w:b/>
-        </w:rPr>
-        <w:t>(A)</w:t>
-      </w:r>
-      <w:r>
-        <w:t xml:space="preserve"> urban population share, </w:t>
-      </w:r>
-      <w:r>
-        <w:rPr>
-          <w:b/>
-        </w:rPr>
-        <w:t>(B)</w:t>
-      </w:r>
-      <w:r>
-        <w:t xml:space="preserve"> GDP per capita and </w:t>
-      </w:r>
-      <w:r>
-        <w:rPr>
-          <w:b/>
-        </w:rPr>
-        <w:t>(C)</w:t>
-      </w:r>
-      <w:r>
-        <w:t xml:space="preserve"> the NITI Aayog Health Index, with Spearman ρ, bootstrap 95% CI and p-value.</w:t>
-      </w:r>
-    </w:p>
-    <w:p>
-      <w:r>
-        <w:rPr>
-          <w:b/>
-        </w:rPr>
-        <w:t>Figure 6.</w:t>
-      </w:r>
-      <w:r>
-        <w:t xml:space="preserve"> Descriptive choropleth of observed mean annual dengue incidence per 100 000 across the 35 panel states and union territories, 2015–2024. States not meeting the completeness criterion are hatched. This map is descriptive of observed burden and is </w:t>
-      </w:r>
-      <w:r>
-        <w:rPr>
-          <w:b/>
-        </w:rPr>
-        <w:t>not</w:t>
-      </w:r>
-      <w:r>
-        <w:t xml:space="preserve"> a forecast.</w:t>
-      </w:r>
-    </w:p>
-    <w:p>
-      <w:r>
-        <w:rPr>
-          <w:b/>
-        </w:rPr>
-        <w:t>Figure 7.</w:t>
-      </w:r>
-      <w:r>
-        <w:t xml:space="preserve"> Leakage experiment on identical real data. </w:t>
-      </w:r>
-      <w:r>
-        <w:rPr>
-          <w:b/>
-        </w:rPr>
-        <w:t>(A)</w:t>
-      </w:r>
-      <w:r>
-        <w:t xml:space="preserve"> Apparent regression R² under the leakage-free design, under non-temporal random-split cross-validation, and after reintroducing an unshifted three-year rolling mean. </w:t>
-      </w:r>
-      <w:r>
-        <w:rPr>
-          <w:b/>
-        </w:rPr>
-        <w:t>(B)</w:t>
-      </w:r>
-      <w:r>
-        <w:t xml:space="preserve"> Outbreak-year AUC under expanding-window versus full-panel (look-ahead) outbreak thresholds.</w:t>
-      </w:r>
-    </w:p>
-    <w:p>
       <w:pPr>
         <w:pStyle w:val="Heading1"/>
       </w:pPr>
@@ -4687,10 +5101,10 @@
         <w:rPr>
           <w:i/>
         </w:rPr>
-        <w:t>Dengue and Severe Dengue</w:t>
-      </w:r>
-      <w:r>
-        <w:t xml:space="preserve"> [Fact sheet]. Geneva: World Health Organization; 2024. Available from: https://www.who.int/news-room/fact-sheets/detail/dengue-and-severe-dengue (accessed 20 Aug 2026).</w:t>
+        <w:t>Dengue</w:t>
+      </w:r>
+      <w:r>
+        <w:t xml:space="preserve"> [Internet]. Geneva: World Health Organization; 2025 Aug 21 [cited 2026 Aug 20]. Available from: https://www.who.int/news-room/fact-sheets/detail/dengue-and-severe-dengue</w:t>
       </w:r>
     </w:p>
     <w:p>
@@ -4729,10 +5143,10 @@
         <w:rPr>
           <w:i/>
         </w:rPr>
-        <w:t>Dengue Cases and Deaths in the Country since 2015</w:t>
-      </w:r>
-      <w:r>
-        <w:t>. New Delhi: Ministry of Health and Family Welfare, Government of India; 2025. Available from: https://ncvbdc.mohfw.gov.in (accessed 20 Aug 2026).</w:t>
+        <w:t>Dengue Situation in India: Dengue Cases and Deaths in the Country</w:t>
+      </w:r>
+      <w:r>
+        <w:t xml:space="preserve"> [Internet]. New Delhi: Directorate General of Health Services, Ministry of Health and Family Welfare, Government of India; [cited 2026 Aug 20]. Available from: https://ncvbdc.mohfw.gov.in/index4.php?lang=1&amp;level=0&amp;lid=3715&amp;linkid=431</w:t>
       </w:r>
     </w:p>
     <w:p>
@@ -4774,7 +5188,7 @@
         <w:t>Sci Data</w:t>
       </w:r>
       <w:r>
-        <w:t>. 2024;11:296. doi:10.1038/s41597-024-03120-7. Available from: https://opendengue.org (accessed 20 Aug 2026).</w:t>
+        <w:t>. 2024;11:296. doi:10.1038/s41597-024-03120-7. Data extract used: OpenDengue Spatial extract V1.3 [dataset]. Available from: https://opendengue.org [cited 2026 Aug 20].</w:t>
       </w:r>
     </w:p>
     <w:p>
@@ -4799,7 +5213,7 @@
         <w:rPr>
           <w:i/>
         </w:rPr>
-        <w:t>Healthy States, Progressive India: Report on the Ranks of States and Union Territories (Fourth Edition, 2019-20)</w:t>
+        <w:t>Healthy States, Progressive India: Report on the Ranks of States and Union Territories—Health Index Round IV 2019–20</w:t>
       </w:r>
       <w:r>
         <w:t>. New Delhi: NITI Aayog, Government of India; 2021.</w:t>
@@ -4816,7 +5230,16 @@
         <w:t>BMJ</w:t>
       </w:r>
       <w:r>
-        <w:t>. 2024;385:e078378. doi:10.1136/bmj-2023-078378.</w:t>
+        <w:t xml:space="preserve">. 2024;385:e078378. doi:10.1136/bmj-2023-078378. Erratum in: </w:t>
+      </w:r>
+      <w:r>
+        <w:rPr>
+          <w:i/>
+        </w:rPr>
+        <w:t>BMJ</w:t>
+      </w:r>
+      <w:r>
+        <w:t>. 2024;385:q902. doi:10.1136/bmj.q902.</w:t>
       </w:r>
     </w:p>
     <w:p>

--- a/MMI_submission_package/IJDSA_R1/Main_Manuscript_IJDSA_R1_clean.docx
+++ b/MMI_submission_package/IJDSA_R1/Main_Manuscript_IJDSA_R1_clean.docx
@@ -213,7 +213,7 @@
         <w:t>Background:</w:t>
       </w:r>
       <w:r>
-        <w:t xml:space="preserve"> Machine-learning early-warning systems for dengue are proliferating, and many report high predictive accuracy. Such claims are fragile: they depend entirely on the provenance of the underlying surveillance data and on whether the evaluation design excludes information that would not be available at the moment a forecast is issued. India, which carries a large share of the global dengue burden, has been a frequent subject of these models, yet no continuous monthly state-level case series is publicly available for the country.</w:t>
+        <w:t xml:space="preserve"> Machine-learning early-warning systems for dengue routinely report high accuracy, yet such claims depend entirely on the provenance of the underlying surveillance data and on whether the evaluation design excludes information unavailable at the moment a forecast is issued. No continuous monthly state-level case series is publicly available for India.</w:t>
       </w:r>
     </w:p>
     <w:p>
@@ -224,7 +224,7 @@
         <w:t>Objectives:</w:t>
       </w:r>
       <w:r>
-        <w:t xml:space="preserve"> To (i) assemble and independently verify an authentic state-level dengue panel for India; (ii) establish, under a strictly leakage-free design, how much genuine one-year-ahead predictive skill is attainable and whether machine learning improves on elementary baselines; (iii) quantify how far two common design defects — an unshifted rolling target statistic and non-temporal validation — inflate apparent performance; and (iv) test whether structural vulnerability indicators explain the between-state burden landscape.</w:t>
+        <w:t xml:space="preserve"> To assemble and independently verify an authentic Indian state-level dengue panel; to establish, under a strictly leakage-free design, how much genuine one-year-ahead skill is attainable and whether machine learning improves on elementary baselines; to quantify how far common design defects inflate apparent performance; and to test whether structural indicators explain the between-state burden landscape.</w:t>
       </w:r>
     </w:p>
     <w:p>
@@ -235,7 +235,36 @@
         <w:t>Methods:</w:t>
       </w:r>
       <w:r>
-        <w:t xml:space="preserve"> We compiled every observed annual state-level dengue total released by India's National Centre for Vector Borne Diseases Control (NCVBDC) and archived by OpenDengue for 2015–2024. Only states with an observed value in all ten years were retained; nothing was interpolated, imputed or reconstructed from higher-level totals. The resulting panel of </w:t>
+        <w:t xml:space="preserve"> We compiled every observed annual state-level total released by India's National Centre for Vector Borne Diseases Control (NCVBDC) and archived by OpenDengue for 2015–2024, retaining only states with an observed value in all ten years; nothing was interpolated, imputed or reconstructed. Predictors for year </w:t>
+      </w:r>
+      <w:r>
+        <w:rPr>
+          <w:i/>
+        </w:rPr>
+        <w:t>t</w:t>
+      </w:r>
+      <w:r>
+        <w:t xml:space="preserve"> used only information observable by 31 December </w:t>
+      </w:r>
+      <w:r>
+        <w:rPr>
+          <w:i/>
+        </w:rPr>
+        <w:t>t</w:t>
+      </w:r>
+      <w:r>
+        <w:t>−1. Seven specifications — persistence, state climatology, a global annual mean, negative-binomial GLMs and gradient-boosting ensembles — were compared on identical expanding-window splits. We report pooled and within-state (state-mean-removed) R², out-of-fold permutation importance, and, for outbreak-year classification, discrimination alongside calibration, with all thresholds derived inside each training window.</w:t>
+      </w:r>
+    </w:p>
+    <w:p>
+      <w:r>
+        <w:rPr>
+          <w:b/>
+        </w:rPr>
+        <w:t>Results:</w:t>
+      </w:r>
+      <w:r>
+        <w:t xml:space="preserve"> The panel comprises </w:t>
       </w:r>
       <w:r>
         <w:rPr>
@@ -244,36 +273,7 @@
         <w:t>350 state-years across 35 states and union territories</w:t>
       </w:r>
       <w:r>
-        <w:t xml:space="preserve"> was cross-checked against the independent NCVBDC bulletin. Structural covariates comprised the NITI Aayog Health Index (2019-20), state GDP per capita, the State Energy &amp; Climate Index, Census 2011 urban share and population density. Forecasts of year </w:t>
-      </w:r>
-      <w:r>
-        <w:rPr>
-          <w:i/>
-        </w:rPr>
-        <w:t>t</w:t>
-      </w:r>
-      <w:r>
-        <w:t xml:space="preserve"> used only information observable to 31 December </w:t>
-      </w:r>
-      <w:r>
-        <w:rPr>
-          <w:i/>
-        </w:rPr>
-        <w:t>t</w:t>
-      </w:r>
-      <w:r>
-        <w:t>−1. Seven models — persistence, state climatology, a global annual mean, negative-binomial GLMs and gradient-boosting ensembles — were compared on identical expanding-window splits (origins 2018–2024; 245 out-of-sample forecasts). We report pooled and within-state (state-mean-removed) R², out-of-fold permutation importance, and, for outbreak-year classification, AUC-ROC, precision–recall, Brier score and calibration with thresholds derived inside each training window.</w:t>
-      </w:r>
-    </w:p>
-    <w:p>
-      <w:r>
-        <w:rPr>
-          <w:b/>
-        </w:rPr>
-        <w:t>Results:</w:t>
-      </w:r>
-      <w:r>
-        <w:t xml:space="preserve"> All 124 overlapping state-years reconciled </w:t>
+        <w:t xml:space="preserve">; all 124 state-years overlapping the independent NCVBDC bulletin matched </w:t>
       </w:r>
       <w:r>
         <w:rPr>
@@ -282,7 +282,7 @@
         <w:t>exactly</w:t>
       </w:r>
       <w:r>
-        <w:t xml:space="preserve"> with the NCVBDC bulletin (100% agreement). No machine-learning model outperformed elementary baselines: state climatology achieved the highest pooled R² (</w:t>
+        <w:t>. No model beat elementary baselines: state climatology achieved the highest pooled R² (</w:t>
       </w:r>
       <w:r>
         <w:rPr>
@@ -291,16 +291,16 @@
         <w:t>0.637</w:t>
       </w:r>
       <w:r>
-        <w:t xml:space="preserve">), ahead of a negative-binomial GLM (0.607), gradient boosting (0.551) and persistence (0.550). Critically, </w:t>
+        <w:t xml:space="preserve">), ahead of a negative-binomial GLM (0.607), gradient boosting (0.551) and persistence (0.550). </w:t>
       </w:r>
       <w:r>
         <w:rPr>
           <w:b/>
         </w:rPr>
-        <w:t>within-state R² was approximately zero or negative for every model</w:t>
-      </w:r>
-      <w:r>
-        <w:t xml:space="preserve"> (best −0.002; gradient boosting −0.239), showing that pooled skill reflects only the recovery of stable between-state differences in burden, not anticipation of temporal change. Outbreak-year classification was uninformative (AUC 0.522; average precision 0.468 against a prevalence of 0.452; Brier 0.326, worse than the non-informative baseline of 0.248). Reintroducing an unshifted three-year rolling mean raised apparent R² from 0.551 to </w:t>
+        <w:t>Within-state R² was at or below zero for every model</w:t>
+      </w:r>
+      <w:r>
+        <w:t xml:space="preserve"> (best −0.002; gradient boosting −0.239), showing that pooled skill reflects only the recovery of stable between-state differences, not anticipation of temporal change. Outbreak-year classification was uninformative (AUC 0.522; average precision 0.468 against a prevalence of 0.452; Brier 0.326, worse than the 0.248 non-informative baseline). Reintroducing an unshifted three-year rolling mean raised apparent R² to </w:t>
       </w:r>
       <w:r>
         <w:rPr>
@@ -309,7 +309,7 @@
         <w:t>0.759</w:t>
       </w:r>
       <w:r>
-        <w:t xml:space="preserve">, and non-temporal random-split validation raised it to 0.626. By contrast, the between-state structural gradient was strong and robust: mean annual incidence rose with urbanisation (Spearman ρ = </w:t>
+        <w:t xml:space="preserve">. By contrast, incidence rose with urbanisation (ρ = </w:t>
       </w:r>
       <w:r>
         <w:rPr>
@@ -318,7 +318,7 @@
         <w:t>0.635</w:t>
       </w:r>
       <w:r>
-        <w:t xml:space="preserve">, 95% CI 0.33–0.82, p &lt; 0.001) and GDP per capita (ρ = </w:t>
+        <w:t xml:space="preserve">, p &lt; 0.001) and GDP per capita (ρ = </w:t>
       </w:r>
       <w:r>
         <w:rPr>
@@ -327,7 +327,7 @@
         <w:t>0.609</w:t>
       </w:r>
       <w:r>
-        <w:t>, 95% CI 0.32–0.80, p &lt; 0.001), the latter persisting after adjustment for a surveillance-capacity proxy (partial ρ = 0.663, p &lt; 0.001). The NITI Health Index showed no association (ρ = 0.159, p = 0.38).</w:t>
+        <w:t>, p &lt; 0.001), the latter robust to adjustment for a surveillance-capacity proxy; the NITI Health Index showed no association (ρ = 0.159).</w:t>
       </w:r>
     </w:p>
     <w:p>
@@ -347,16 +347,7 @@
         <w:t>not</w:t>
       </w:r>
       <w:r>
-        <w:t xml:space="preserve"> predictable beyond a state's own historical average, and outbreak-year classification performs at chance. Reported accuracies substantially above this level should be treated as evidence of design leakage rather than of epidemiological signal. Where dengue in India </w:t>
-      </w:r>
-      <w:r>
-        <w:rPr>
-          <w:i/>
-        </w:rPr>
-        <w:t>is</w:t>
-      </w:r>
-      <w:r>
-        <w:t xml:space="preserve"> systematically patterned is spatially: burden concentrates in more urbanised and more economically developed states. Surveillance investment and vector control should therefore be allocated on structural and demographic grounds rather than on the promise of short-horizon algorithmic forecasting at this spatial and temporal resolution.</w:t>
+        <w:t xml:space="preserve"> predictable beyond a state's own historical average, and reported accuracies well above this level should be treated as evidence of design leakage rather than epidemiological signal. Burden is instead patterned spatially, concentrating in more urbanised and economically developed states. Surveillance and vector-control investment should therefore be allocated on structural grounds rather than on short-horizon algorithmic forecasting at this resolution.</w:t>
       </w:r>
     </w:p>
     <w:p>
